--- a/capitulos_word_pt/cap12_casos_ilustrativos.docx
+++ b/capitulos_word_pt/cap12_casos_ilustrativos.docx
@@ -15,7 +15,7 @@
           <w:color w:val="1B365D"/>
           <w:sz w:val="36"/>
         </w:rPr>
-        <w:t>Capítulo 12 — Estudos de Casos Ilustrativos</w:t>
+        <w:t>Capítulo 11 — Estudos de Casos Ilustrativos</w:t>
       </w:r>
     </w:p>
     <w:p>
@@ -81,7 +81,7 @@
           <w:color w:val="1B365D"/>
           <w:sz w:val="28"/>
         </w:rPr>
-        <w:t>12.1 Introdução</w:t>
+        <w:t>11.1 Introdução</w:t>
       </w:r>
     </w:p>
     <w:p>
@@ -251,7 +251,63 @@
           <w:color w:val="334E68"/>
           <w:sz w:val="21"/>
         </w:rPr>
-        <w:t>[!NOTE] Estes casos são ilustrações didáticas construídas a partir de apresentações clínicas típicas e calibradas em relação aos resultados de FEM apresentados no Capítulo 10. Eles não representam resultados clínicos retrospectivos, mas previsões prospectivas usando o arcabouço AVBC. Estudos de validação clínica estão planejados (Capítulo 13).</w:t>
+        <w:t>[!NOTE] Estes casos são ilustrações didáticas construídas a partir de apresentações clínicas típicas e calibradas em relação aos resultados de FEM apresentados no Capítulo 12. Eles não representam resultados clínicos retrospectivos, mas previsões prospectivas usando o arcabouço AVBC. Estudos de validação clínica estão planejados (Capítulo 13).</w:t>
+      </w:r>
+    </w:p>
+    <w:p>
+      <w:pPr>
+        <w:spacing w:before="80" w:after="120" w:line="276" w:lineRule="auto"/>
+        <w:ind w:left="720" w:right="720"/>
+      </w:pPr>
+      <w:r>
+        <w:rPr>
+          <w:rFonts w:ascii="Calibri" w:hAnsi="Calibri"/>
+          <w:b w:val="0"/>
+          <w:i w:val="0"/>
+          <w:color w:val="334E68"/>
+          <w:sz w:val="21"/>
+        </w:rPr>
+        <w:t xml:space="preserve">[!TIP] </w:t>
+      </w:r>
+      <w:r>
+        <w:rPr>
+          <w:rFonts w:ascii="Calibri" w:hAnsi="Calibri"/>
+          <w:b/>
+          <w:i w:val="0"/>
+          <w:color w:val="334E68"/>
+          <w:sz w:val="21"/>
+        </w:rPr>
+        <w:t>Para o Clínico: Como Estudar Este Capítulo</w:t>
+      </w:r>
+      <w:r>
+        <w:rPr>
+          <w:rFonts w:ascii="Calibri" w:hAnsi="Calibri"/>
+          <w:b w:val="0"/>
+          <w:i w:val="0"/>
+          <w:color w:val="334E68"/>
+          <w:sz w:val="21"/>
+        </w:rPr>
+        <w:t xml:space="preserve"> Em cada caso, antes de ler a </w:t>
+      </w:r>
+      <w:r>
+        <w:rPr>
+          <w:rFonts w:ascii="Calibri" w:hAnsi="Calibri"/>
+          <w:b/>
+          <w:i w:val="0"/>
+          <w:color w:val="334E68"/>
+          <w:sz w:val="21"/>
+        </w:rPr>
+        <w:t>Avaliação AVBC</w:t>
+      </w:r>
+      <w:r>
+        <w:rPr>
+          <w:rFonts w:ascii="Calibri" w:hAnsi="Calibri"/>
+          <w:b w:val="0"/>
+          <w:i w:val="0"/>
+          <w:color w:val="334E68"/>
+          <w:sz w:val="21"/>
+        </w:rPr>
+        <w:t>, tente classificar você mesmo: o doente é O+/O~/O-? Qual arquétipo topográfico? Qual vetor dominante? Depois compare com a análise AVBC. Esta autoavaliação ativa o raciocínio cirúrgico muito mais eficientemente do que leitura passiva.</w:t>
       </w:r>
     </w:p>
     <w:p>
@@ -281,7 +337,7 @@
           <w:color w:val="1B365D"/>
           <w:sz w:val="28"/>
         </w:rPr>
-        <w:t>12.2 Caso 1: Ceratocone Simétrico Central — O Caso Compatível com Nomogramas</w:t>
+        <w:t>11.2 Caso 1: Ceratocone Simétrico Central — O Caso Compatível com Nomogramas</w:t>
       </w:r>
     </w:p>
     <w:p>
@@ -1137,6 +1193,58 @@
     </w:p>
     <w:p>
       <w:pPr>
+        <w:spacing w:before="80" w:after="120" w:line="276" w:lineRule="auto"/>
+        <w:ind w:left="720" w:right="720"/>
+      </w:pPr>
+      <w:r>
+        <w:rPr>
+          <w:rFonts w:ascii="Calibri" w:hAnsi="Calibri"/>
+          <w:b w:val="0"/>
+          <w:i w:val="0"/>
+          <w:color w:val="334E68"/>
+          <w:sz w:val="21"/>
+        </w:rPr>
+        <w:t xml:space="preserve">[!IMPORTANT] </w:t>
+      </w:r>
+      <w:r>
+        <w:rPr>
+          <w:rFonts w:ascii="Calibri" w:hAnsi="Calibri"/>
+          <w:b/>
+          <w:i w:val="0"/>
+          <w:color w:val="334E68"/>
+          <w:sz w:val="21"/>
+        </w:rPr>
+        <w:t>Para o Clínico: Quando o Nomograma é Suficiente</w:t>
+      </w:r>
+      <w:r>
+        <w:rPr>
+          <w:rFonts w:ascii="Calibri" w:hAnsi="Calibri"/>
+          <w:b w:val="0"/>
+          <w:i w:val="0"/>
+          <w:color w:val="334E68"/>
+          <w:sz w:val="21"/>
+        </w:rPr>
+        <w:t xml:space="preserve"> Se todas estas condições se verificam em simultâneo, o nomograma funciona bem e não precisa da AVBC: 1. ENM diverge menos de 15° do K-steep 2. Morfologia oval central 3. Astigmatismo alinhado (Eixo cilindro vs K-steep &lt; 15°) 4. Coma ipsilateral &lt; 2.5 µm</w:t>
+      </w:r>
+    </w:p>
+    <w:p>
+      <w:pPr>
+        <w:spacing w:before="80" w:after="120" w:line="276" w:lineRule="auto"/>
+        <w:ind w:left="720" w:right="720"/>
+      </w:pPr>
+      <w:r>
+        <w:rPr>
+          <w:rFonts w:ascii="Calibri" w:hAnsi="Calibri"/>
+          <w:b w:val="0"/>
+          <w:i w:val="0"/>
+          <w:color w:val="334E68"/>
+          <w:sz w:val="21"/>
+        </w:rPr>
+        <w:t>Fora destas condições, você está no território em que a AVBC faz diferença.</w:t>
+      </w:r>
+    </w:p>
+    <w:p>
+      <w:pPr>
         <w:spacing w:before="240" w:after="240"/>
         <w:jc w:val="center"/>
       </w:pPr>
@@ -1162,7 +1270,7 @@
           <w:color w:val="1B365D"/>
           <w:sz w:val="28"/>
         </w:rPr>
-        <w:t>12.3 Caso 2: Ceratocone Paracentral com Divergência de ENM — VT Dominante</w:t>
+        <w:t>11.3 Caso 2: Ceratocone Paracentral com Divergência de ENM — VT Dominante</w:t>
       </w:r>
     </w:p>
     <w:p>
@@ -2058,6 +2166,42 @@
     </w:p>
     <w:p>
       <w:pPr>
+        <w:spacing w:before="80" w:after="120" w:line="276" w:lineRule="auto"/>
+        <w:ind w:left="720" w:right="720"/>
+      </w:pPr>
+      <w:r>
+        <w:rPr>
+          <w:rFonts w:ascii="Calibri" w:hAnsi="Calibri"/>
+          <w:b w:val="0"/>
+          <w:i w:val="0"/>
+          <w:color w:val="334E68"/>
+          <w:sz w:val="21"/>
+        </w:rPr>
+        <w:t xml:space="preserve">[!WARNING] </w:t>
+      </w:r>
+      <w:r>
+        <w:rPr>
+          <w:rFonts w:ascii="Calibri" w:hAnsi="Calibri"/>
+          <w:b/>
+          <w:i w:val="0"/>
+          <w:color w:val="334E68"/>
+          <w:sz w:val="21"/>
+        </w:rPr>
+        <w:t>Para o Clínico: O Erro dos 35°</w:t>
+      </w:r>
+      <w:r>
+        <w:rPr>
+          <w:rFonts w:ascii="Calibri" w:hAnsi="Calibri"/>
+          <w:b w:val="0"/>
+          <w:i w:val="0"/>
+          <w:color w:val="334E68"/>
+          <w:sz w:val="21"/>
+        </w:rPr>
+        <w:t xml:space="preserve"> Neste caso, o nomograma diria: "implante no eixo K-steep = 100°". A AVBC diz: "implante no ENM = 135°". Uma diferença de 35°. Num doente com crescente paracentral, este erro de eixo significa que o anel interceta o estroma deformado numa posição incorreta, perdendo ~35% da capacidade de redistribuição de tensões. Verificar sempre o ENM antes de marcar o eixo de implante!</w:t>
+      </w:r>
+    </w:p>
+    <w:p>
+      <w:pPr>
         <w:spacing w:before="240" w:after="240"/>
         <w:jc w:val="center"/>
       </w:pPr>
@@ -2083,7 +2227,7 @@
           <w:color w:val="1B365D"/>
           <w:sz w:val="28"/>
         </w:rPr>
-        <w:t>12.4 Caso 3: Ceratocone de Ápice Deslocado — Vτ Dominante</w:t>
+        <w:t>11.4 Caso 3: Ceratocone de Ápice Deslocado — Vτ Dominante</w:t>
       </w:r>
     </w:p>
     <w:p>
@@ -2972,7 +3116,7 @@
           <w:color w:val="222222"/>
           <w:sz w:val="22"/>
         </w:rPr>
-        <w:t>$V\tau$ validado = $9,31\ \mu\text{N}\cdot\text{m}$ (linear progressivo, da Tabela 10.2a). Migração esperada do ápice ≈ 0,3–0,5 mm em direção ao eixo visual. Combinado com aplanamento moderado (ΔK ≈ 1,5–2,0 D). Dada a classificação O−, o paciente deve entender que a melhora da AVMC pode ser modesta, mesmo com o reposicionamento bem-sucedido do ápice.</w:t>
+        <w:t>$V\tau$ validado = $9,31\ \mu\text{N}\cdot\text{m}$ (linear progressivo, da Tabela 12.2a). Migração esperada do ápice ≈ 0,3–0,5 mm em direção ao eixo visual. Combinado com aplanamento moderado (ΔK ≈ 1,5–2,0 D). Dada a classificação O−, o paciente deve entender que a melhora da AVMC pode ser modesta, mesmo com o reposicionamento bem-sucedido do ápice.</w:t>
       </w:r>
     </w:p>
     <w:p>
@@ -2995,6 +3139,62 @@
           <w:sz w:val="22"/>
         </w:rPr>
         <w:t xml:space="preserve"> O Vτ aborda uma necessidade clínica que nenhum nomograma existente reconhece. Quando o ápice está deslocado &gt; 1 mm e o coma excede 3,5 μm, o reposicionamento do ápice deve ser o objetivo cirúrgico primário, e não o aplanamento.</w:t>
+      </w:r>
+    </w:p>
+    <w:p>
+      <w:pPr>
+        <w:spacing w:before="80" w:after="120" w:line="276" w:lineRule="auto"/>
+        <w:ind w:left="720" w:right="720"/>
+      </w:pPr>
+      <w:r>
+        <w:rPr>
+          <w:rFonts w:ascii="Calibri" w:hAnsi="Calibri"/>
+          <w:b w:val="0"/>
+          <w:i w:val="0"/>
+          <w:color w:val="334E68"/>
+          <w:sz w:val="21"/>
+        </w:rPr>
+        <w:t xml:space="preserve">[!TIP] </w:t>
+      </w:r>
+      <w:r>
+        <w:rPr>
+          <w:rFonts w:ascii="Calibri" w:hAnsi="Calibri"/>
+          <w:b/>
+          <w:i w:val="0"/>
+          <w:color w:val="334E68"/>
+          <w:sz w:val="21"/>
+        </w:rPr>
+        <w:t>Para o Clínico: O Teste do Coma para Indicar Vτ</w:t>
+      </w:r>
+      <w:r>
+        <w:rPr>
+          <w:rFonts w:ascii="Calibri" w:hAnsi="Calibri"/>
+          <w:b w:val="0"/>
+          <w:i w:val="0"/>
+          <w:color w:val="334E68"/>
+          <w:sz w:val="21"/>
+        </w:rPr>
+        <w:t xml:space="preserve"> Se o doente tem Coma &gt; 3.5 µm e a distância do ápice ao eixo visual &gt; 1 mm, pergunte-se: "Um anel simétrico (Vτ = 0) resolve o seu problema principal?" A resposta é </w:t>
+      </w:r>
+      <w:r>
+        <w:rPr>
+          <w:rFonts w:ascii="Calibri" w:hAnsi="Calibri"/>
+          <w:b/>
+          <w:i w:val="0"/>
+          <w:color w:val="334E68"/>
+          <w:sz w:val="21"/>
+        </w:rPr>
+        <w:t>não</w:t>
+      </w:r>
+      <w:r>
+        <w:rPr>
+          <w:rFonts w:ascii="Calibri" w:hAnsi="Calibri"/>
+          <w:b w:val="0"/>
+          <w:i w:val="0"/>
+          <w:color w:val="334E68"/>
+          <w:sz w:val="21"/>
+        </w:rPr>
+        <w:t>. O aplanamento sem reposicionamento deixará o cone deslocado e a aberrometria inalterada. O doente permanecerá em 20/80 apesar de um belo mapa topográfico. Indique sempre anel progressivo (Vτ) quando cone deslocado + coma elevado.</w:t>
       </w:r>
     </w:p>
     <w:p>
@@ -3024,7 +3224,7 @@
           <w:color w:val="1B365D"/>
           <w:sz w:val="28"/>
         </w:rPr>
-        <w:t>12.5 Caso 4: Ectasia Extrema (Globus) — Estabilização Estrutural e Restauração da Tolerância a LC</w:t>
+        <w:t>11.5 Caso 4: Ectasia Extrema (Globus) — Estabilização Estrutural e Restauração da Tolerância a LC</w:t>
       </w:r>
     </w:p>
     <w:p>
@@ -3797,7 +3997,7 @@
           <w:color w:val="1B365D"/>
           <w:sz w:val="28"/>
         </w:rPr>
-        <w:t>12.6 Caso 5: Ceratocone Assimétrico Bilateral — Estratégia Diferencial</w:t>
+        <w:t>11.6 Caso 5: Ceratocone Assimétrico Bilateral — Estratégia Diferencial</w:t>
       </w:r>
     </w:p>
     <w:p>
@@ -4011,7 +4211,7 @@
           <w:color w:val="1B365D"/>
           <w:sz w:val="28"/>
         </w:rPr>
-        <w:t>12.7 Caso 6: Ceratocone Pós-CXL — Biomecânica Modificada</w:t>
+        <w:t>11.7 Caso 6: Ceratocone Pós-CXL — Biomecânica Modificada</w:t>
       </w:r>
     </w:p>
     <w:p>
@@ -4643,6 +4843,62 @@
     </w:p>
     <w:p>
       <w:pPr>
+        <w:spacing w:before="80" w:after="120" w:line="276" w:lineRule="auto"/>
+        <w:ind w:left="720" w:right="720"/>
+      </w:pPr>
+      <w:r>
+        <w:rPr>
+          <w:rFonts w:ascii="Calibri" w:hAnsi="Calibri"/>
+          <w:b w:val="0"/>
+          <w:i w:val="0"/>
+          <w:color w:val="334E68"/>
+          <w:sz w:val="21"/>
+        </w:rPr>
+        <w:t xml:space="preserve">[!CAUTION] </w:t>
+      </w:r>
+      <w:r>
+        <w:rPr>
+          <w:rFonts w:ascii="Calibri" w:hAnsi="Calibri"/>
+          <w:b/>
+          <w:i w:val="0"/>
+          <w:color w:val="334E68"/>
+          <w:sz w:val="21"/>
+        </w:rPr>
+        <w:t>Para o Clínico: Córneas pós-CXL São Mais Rígidas — Aumente a Espessura</w:t>
+      </w:r>
+      <w:r>
+        <w:rPr>
+          <w:rFonts w:ascii="Calibri" w:hAnsi="Calibri"/>
+          <w:b w:val="0"/>
+          <w:i w:val="0"/>
+          <w:color w:val="334E68"/>
+          <w:sz w:val="21"/>
+        </w:rPr>
+        <w:t xml:space="preserve"> O CXL aumenta $k_1$ (rigidez fibrilar) em até 2×. Isso significa que o mesmo anel de 200 µm que aplana 3 D numa córnea virgem só aplana ~1.5 D numa córnea pós-CXL. Regra prática: </w:t>
+      </w:r>
+      <w:r>
+        <w:rPr>
+          <w:rFonts w:ascii="Calibri" w:hAnsi="Calibri"/>
+          <w:b/>
+          <w:i w:val="0"/>
+          <w:color w:val="334E68"/>
+          <w:sz w:val="21"/>
+        </w:rPr>
+        <w:t>aumente a espessura do anel em 50-100 µm</w:t>
+      </w:r>
+      <w:r>
+        <w:rPr>
+          <w:rFonts w:ascii="Calibri" w:hAnsi="Calibri"/>
+          <w:b w:val="0"/>
+          <w:i w:val="0"/>
+          <w:color w:val="334E68"/>
+          <w:sz w:val="21"/>
+        </w:rPr>
+        <w:t xml:space="preserve"> em relação ao que o nomograma sugere para casos pós-CXL. O nomograma não tem esta correcção embutida.</w:t>
+      </w:r>
+    </w:p>
+    <w:p>
+      <w:pPr>
         <w:spacing w:before="240" w:after="240"/>
         <w:jc w:val="center"/>
       </w:pPr>
@@ -4668,7 +4924,7 @@
           <w:color w:val="1B365D"/>
           <w:sz w:val="28"/>
         </w:rPr>
-        <w:t>12.8 Resumo</w:t>
+        <w:t>11.8 Resumo</w:t>
       </w:r>
     </w:p>
     <w:p>
@@ -5984,7 +6240,7 @@
           <w:color w:val="222222"/>
           <w:sz w:val="22"/>
         </w:rPr>
-        <w:t xml:space="preserve">García de Oteyza G, et al. Finite element analysis of progressive thickness ICRS. </w:t>
+        <w:t xml:space="preserve">García de Oteyza G, Kling S, Álvarez de Toledo J, Barraquer RI. Refractive changes of a new asymmetric intracorneal ring segment with variable thickness and base width: A 2D finite-element model. </w:t>
       </w:r>
       <w:r>
         <w:rPr>
@@ -5994,7 +6250,7 @@
           <w:color w:val="222222"/>
           <w:sz w:val="22"/>
         </w:rPr>
-        <w:t>J Cataract Refract Surg</w:t>
+        <w:t>PLoS One</w:t>
       </w:r>
       <w:r>
         <w:rPr>
@@ -6004,7 +6260,7 @@
           <w:color w:val="222222"/>
           <w:sz w:val="22"/>
         </w:rPr>
-        <w:t>. 2021;47(2):258–265.</w:t>
+        <w:t>. 2021;16(1):e0245063.</w:t>
       </w:r>
     </w:p>
     <w:p>
